--- a/Документация/Выбор стека и паттерна.docx
+++ b/Документация/Выбор стека и паттерна.docx
@@ -55,16 +55,79 @@
         <w:ind w:firstLine="709"/>
       </w:pPr>
       <w:r>
-        <w:t>Обоснование: Clean Architecture делит приложение на слои (Presentation, Domain, Data), где Domain не зависит от Android-фреймворка, что даёт высокую тестируемость и возможность замены источников данных без переписывания бизнес-</w:t>
-      </w:r>
-      <w:r>
-        <w:t>логики.</w:t>
-      </w:r>
-      <w:r>
-        <w:t xml:space="preserve"> MVVM выбран как паттерн для Presentation-слоя: он обеспечивает реактивную связь UI и ViewModel через StateFlow, хорошо сочетается с Jetpack Compose и является стандартом для средних и крупных Android-</w:t>
-      </w:r>
-      <w:r>
-        <w:t>проектов.</w:t>
+        <w:t xml:space="preserve">Обоснование: </w:t>
+      </w:r>
+      <w:proofErr w:type="spellStart"/>
+      <w:r>
+        <w:t>Clean</w:t>
+      </w:r>
+      <w:proofErr w:type="spellEnd"/>
+      <w:r>
+        <w:t xml:space="preserve"> Architecture делит приложение на слои (</w:t>
+      </w:r>
+      <w:proofErr w:type="spellStart"/>
+      <w:r>
+        <w:t>Presentation</w:t>
+      </w:r>
+      <w:proofErr w:type="spellEnd"/>
+      <w:r>
+        <w:t xml:space="preserve">, Domain, Data), где Domain не зависит от </w:t>
+      </w:r>
+      <w:proofErr w:type="spellStart"/>
+      <w:r>
+        <w:t>Android</w:t>
+      </w:r>
+      <w:proofErr w:type="spellEnd"/>
+      <w:r>
+        <w:t xml:space="preserve">-фреймворка, что даёт высокую тестируемость и возможность замены источников данных без переписывания бизнес-логики. MVVM выбран как паттерн для </w:t>
+      </w:r>
+      <w:proofErr w:type="spellStart"/>
+      <w:r>
+        <w:t>Presentation</w:t>
+      </w:r>
+      <w:proofErr w:type="spellEnd"/>
+      <w:r>
+        <w:t xml:space="preserve">-слоя: он обеспечивает реактивную связь UI и </w:t>
+      </w:r>
+      <w:proofErr w:type="spellStart"/>
+      <w:r>
+        <w:t>ViewModel</w:t>
+      </w:r>
+      <w:proofErr w:type="spellEnd"/>
+      <w:r>
+        <w:t xml:space="preserve"> через </w:t>
+      </w:r>
+      <w:proofErr w:type="spellStart"/>
+      <w:r>
+        <w:t>StateFlow</w:t>
+      </w:r>
+      <w:proofErr w:type="spellEnd"/>
+      <w:r>
+        <w:t xml:space="preserve">, хорошо сочетается с </w:t>
+      </w:r>
+      <w:proofErr w:type="spellStart"/>
+      <w:r>
+        <w:t>Jetpack</w:t>
+      </w:r>
+      <w:proofErr w:type="spellEnd"/>
+      <w:r>
+        <w:t xml:space="preserve"> </w:t>
+      </w:r>
+      <w:proofErr w:type="spellStart"/>
+      <w:r>
+        <w:t>Compose</w:t>
+      </w:r>
+      <w:proofErr w:type="spellEnd"/>
+      <w:r>
+        <w:t xml:space="preserve"> и является стандартом для средних и крупных </w:t>
+      </w:r>
+      <w:proofErr w:type="spellStart"/>
+      <w:r>
+        <w:t>Android</w:t>
+      </w:r>
+      <w:proofErr w:type="spellEnd"/>
+      <w:r>
+        <w:t>-проектов.</w:t>
       </w:r>
     </w:p>
     <w:p>
@@ -94,14 +157,27 @@
       <w:r>
         <w:t xml:space="preserve">Таблица </w:t>
       </w:r>
-      <w:fldSimple w:instr=" SEQ Таблица \* ARABIC ">
-        <w:r>
-          <w:rPr>
-            <w:noProof/>
-          </w:rPr>
-          <w:t>1</w:t>
-        </w:r>
-      </w:fldSimple>
+      <w:r>
+        <w:fldChar w:fldCharType="begin"/>
+      </w:r>
+      <w:r>
+        <w:instrText xml:space="preserve"> SEQ Таблица \* ARABIC </w:instrText>
+      </w:r>
+      <w:r>
+        <w:fldChar w:fldCharType="separate"/>
+      </w:r>
+      <w:r>
+        <w:rPr>
+          <w:noProof/>
+        </w:rPr>
+        <w:t>1</w:t>
+      </w:r>
+      <w:r>
+        <w:rPr>
+          <w:noProof/>
+        </w:rPr>
+        <w:fldChar w:fldCharType="end"/>
+      </w:r>
       <w:r>
         <w:t>. Библиотеки для использования в проекте</w:t>
       </w:r>
@@ -183,13 +259,47 @@
                 <w:szCs w:val="24"/>
               </w:rPr>
             </w:pPr>
-            <w:r>
-              <w:rPr>
-                <w:sz w:val="24"/>
-                <w:szCs w:val="24"/>
-              </w:rPr>
-              <w:t>Kotlin + Jetpack Compose</w:t>
-            </w:r>
+            <w:proofErr w:type="spellStart"/>
+            <w:r>
+              <w:rPr>
+                <w:sz w:val="24"/>
+                <w:szCs w:val="24"/>
+              </w:rPr>
+              <w:t>Kotlin</w:t>
+            </w:r>
+            <w:proofErr w:type="spellEnd"/>
+            <w:r>
+              <w:rPr>
+                <w:sz w:val="24"/>
+                <w:szCs w:val="24"/>
+              </w:rPr>
+              <w:t xml:space="preserve"> + </w:t>
+            </w:r>
+            <w:proofErr w:type="spellStart"/>
+            <w:r>
+              <w:rPr>
+                <w:sz w:val="24"/>
+                <w:szCs w:val="24"/>
+              </w:rPr>
+              <w:t>Jetpack</w:t>
+            </w:r>
+            <w:proofErr w:type="spellEnd"/>
+            <w:r>
+              <w:rPr>
+                <w:sz w:val="24"/>
+                <w:szCs w:val="24"/>
+              </w:rPr>
+              <w:t xml:space="preserve"> </w:t>
+            </w:r>
+            <w:proofErr w:type="spellStart"/>
+            <w:r>
+              <w:rPr>
+                <w:sz w:val="24"/>
+                <w:szCs w:val="24"/>
+              </w:rPr>
+              <w:t>Compose</w:t>
+            </w:r>
+            <w:proofErr w:type="spellEnd"/>
           </w:p>
         </w:tc>
         <w:tc>
@@ -228,7 +338,39 @@
                 <w:sz w:val="24"/>
                 <w:szCs w:val="24"/>
               </w:rPr>
-              <w:t>Современный стандарт Android; Compose ускоряет верстку и упрощает состояния загрузки/ошибки.</w:t>
+              <w:t xml:space="preserve">Современный стандарт </w:t>
+            </w:r>
+            <w:proofErr w:type="spellStart"/>
+            <w:r>
+              <w:rPr>
+                <w:sz w:val="24"/>
+                <w:szCs w:val="24"/>
+              </w:rPr>
+              <w:t>Android</w:t>
+            </w:r>
+            <w:proofErr w:type="spellEnd"/>
+            <w:r>
+              <w:rPr>
+                <w:sz w:val="24"/>
+                <w:szCs w:val="24"/>
+              </w:rPr>
+              <w:t xml:space="preserve">; </w:t>
+            </w:r>
+            <w:proofErr w:type="spellStart"/>
+            <w:r>
+              <w:rPr>
+                <w:sz w:val="24"/>
+                <w:szCs w:val="24"/>
+              </w:rPr>
+              <w:t>Compose</w:t>
+            </w:r>
+            <w:proofErr w:type="spellEnd"/>
+            <w:r>
+              <w:rPr>
+                <w:sz w:val="24"/>
+                <w:szCs w:val="24"/>
+              </w:rPr>
+              <w:t xml:space="preserve"> ускоряет верстку и упрощает состояния загрузки/ошибки.</w:t>
             </w:r>
           </w:p>
         </w:tc>
@@ -245,12 +387,21 @@
                 <w:szCs w:val="24"/>
               </w:rPr>
             </w:pPr>
-            <w:r>
-              <w:rPr>
-                <w:sz w:val="24"/>
-                <w:szCs w:val="24"/>
-              </w:rPr>
-              <w:t>Hilt (DI)</w:t>
+            <w:proofErr w:type="spellStart"/>
+            <w:r>
+              <w:rPr>
+                <w:sz w:val="24"/>
+                <w:szCs w:val="24"/>
+              </w:rPr>
+              <w:t>Hilt</w:t>
+            </w:r>
+            <w:proofErr w:type="spellEnd"/>
+            <w:r>
+              <w:rPr>
+                <w:sz w:val="24"/>
+                <w:szCs w:val="24"/>
+              </w:rPr>
+              <w:t xml:space="preserve"> (DI)</w:t>
             </w:r>
           </w:p>
         </w:tc>
@@ -290,7 +441,39 @@
                 <w:sz w:val="24"/>
                 <w:szCs w:val="24"/>
               </w:rPr>
-              <w:t>Официальный DI от Google, хорошо документирован, бесшовно работает с ViewModel.</w:t>
+              <w:t xml:space="preserve">Официальный DI от Google, хорошо документирован, </w:t>
+            </w:r>
+            <w:proofErr w:type="spellStart"/>
+            <w:r>
+              <w:rPr>
+                <w:sz w:val="24"/>
+                <w:szCs w:val="24"/>
+              </w:rPr>
+              <w:t>бесшовно</w:t>
+            </w:r>
+            <w:proofErr w:type="spellEnd"/>
+            <w:r>
+              <w:rPr>
+                <w:sz w:val="24"/>
+                <w:szCs w:val="24"/>
+              </w:rPr>
+              <w:t xml:space="preserve"> работает с </w:t>
+            </w:r>
+            <w:proofErr w:type="spellStart"/>
+            <w:r>
+              <w:rPr>
+                <w:sz w:val="24"/>
+                <w:szCs w:val="24"/>
+              </w:rPr>
+              <w:t>ViewModel</w:t>
+            </w:r>
+            <w:proofErr w:type="spellEnd"/>
+            <w:r>
+              <w:rPr>
+                <w:sz w:val="24"/>
+                <w:szCs w:val="24"/>
+              </w:rPr>
+              <w:t>.</w:t>
             </w:r>
           </w:p>
         </w:tc>
@@ -308,6 +491,7 @@
                 <w:szCs w:val="24"/>
               </w:rPr>
             </w:pPr>
+            <w:proofErr w:type="spellStart"/>
             <w:r>
               <w:rPr>
                 <w:sz w:val="24"/>
@@ -315,6 +499,7 @@
               </w:rPr>
               <w:t>Retrofit</w:t>
             </w:r>
+            <w:proofErr w:type="spellEnd"/>
           </w:p>
         </w:tc>
         <w:tc>
@@ -370,6 +555,7 @@
                 <w:szCs w:val="24"/>
               </w:rPr>
             </w:pPr>
+            <w:proofErr w:type="spellStart"/>
             <w:r>
               <w:rPr>
                 <w:sz w:val="24"/>
@@ -377,6 +563,7 @@
               </w:rPr>
               <w:t>Room</w:t>
             </w:r>
+            <w:proofErr w:type="spellEnd"/>
           </w:p>
         </w:tc>
         <w:tc>
@@ -439,6 +626,7 @@
                 <w:szCs w:val="24"/>
               </w:rPr>
             </w:pPr>
+            <w:proofErr w:type="spellStart"/>
             <w:r>
               <w:rPr>
                 <w:sz w:val="24"/>
@@ -446,6 +634,7 @@
               </w:rPr>
               <w:t>Coil</w:t>
             </w:r>
+            <w:proofErr w:type="spellEnd"/>
           </w:p>
         </w:tc>
         <w:tc>
@@ -484,7 +673,23 @@
                 <w:sz w:val="24"/>
                 <w:szCs w:val="24"/>
               </w:rPr>
-              <w:t>Легковесная библиотека для Compose, поддерживает кэширование.</w:t>
+              <w:t xml:space="preserve">Легковесная библиотека для </w:t>
+            </w:r>
+            <w:proofErr w:type="spellStart"/>
+            <w:r>
+              <w:rPr>
+                <w:sz w:val="24"/>
+                <w:szCs w:val="24"/>
+              </w:rPr>
+              <w:t>Compose</w:t>
+            </w:r>
+            <w:proofErr w:type="spellEnd"/>
+            <w:r>
+              <w:rPr>
+                <w:sz w:val="24"/>
+                <w:szCs w:val="24"/>
+              </w:rPr>
+              <w:t>, поддерживает кэширование.</w:t>
             </w:r>
           </w:p>
         </w:tc>
@@ -501,12 +706,37 @@
                 <w:szCs w:val="24"/>
               </w:rPr>
             </w:pPr>
-            <w:r>
-              <w:rPr>
-                <w:sz w:val="24"/>
-                <w:szCs w:val="24"/>
-              </w:rPr>
-              <w:t>CameraX / ML Kit (Barcode)</w:t>
+            <w:proofErr w:type="spellStart"/>
+            <w:r>
+              <w:rPr>
+                <w:sz w:val="24"/>
+                <w:szCs w:val="24"/>
+              </w:rPr>
+              <w:t>CameraX</w:t>
+            </w:r>
+            <w:proofErr w:type="spellEnd"/>
+            <w:r>
+              <w:rPr>
+                <w:sz w:val="24"/>
+                <w:szCs w:val="24"/>
+              </w:rPr>
+              <w:t xml:space="preserve"> / ML Kit (</w:t>
+            </w:r>
+            <w:proofErr w:type="spellStart"/>
+            <w:r>
+              <w:rPr>
+                <w:sz w:val="24"/>
+                <w:szCs w:val="24"/>
+              </w:rPr>
+              <w:t>Barcode</w:t>
+            </w:r>
+            <w:proofErr w:type="spellEnd"/>
+            <w:r>
+              <w:rPr>
+                <w:sz w:val="24"/>
+                <w:szCs w:val="24"/>
+              </w:rPr>
+              <w:t>)</w:t>
             </w:r>
           </w:p>
         </w:tc>
@@ -541,12 +771,21 @@
                 <w:szCs w:val="24"/>
               </w:rPr>
             </w:pPr>
-            <w:r>
-              <w:rPr>
-                <w:sz w:val="24"/>
-                <w:szCs w:val="24"/>
-              </w:rPr>
-              <w:t>CameraX — официальная библиотека камеры; ML Kit распознаёт QR-коды без внешних сервисов.</w:t>
+            <w:proofErr w:type="spellStart"/>
+            <w:r>
+              <w:rPr>
+                <w:sz w:val="24"/>
+                <w:szCs w:val="24"/>
+              </w:rPr>
+              <w:t>CameraX</w:t>
+            </w:r>
+            <w:proofErr w:type="spellEnd"/>
+            <w:r>
+              <w:rPr>
+                <w:sz w:val="24"/>
+                <w:szCs w:val="24"/>
+              </w:rPr>
+              <w:t xml:space="preserve"> — официальная библиотека камеры; ML Kit распознаёт QR-коды без внешних сервисов.</w:t>
             </w:r>
           </w:p>
         </w:tc>
@@ -594,14 +833,27 @@
       <w:r>
         <w:t xml:space="preserve">Таблица </w:t>
       </w:r>
-      <w:fldSimple w:instr=" SEQ Таблица \* ARABIC ">
-        <w:r>
-          <w:rPr>
-            <w:noProof/>
-          </w:rPr>
-          <w:t>2</w:t>
-        </w:r>
-      </w:fldSimple>
+      <w:r>
+        <w:fldChar w:fldCharType="begin"/>
+      </w:r>
+      <w:r>
+        <w:instrText xml:space="preserve"> SEQ Таблица \* ARABIC </w:instrText>
+      </w:r>
+      <w:r>
+        <w:fldChar w:fldCharType="separate"/>
+      </w:r>
+      <w:r>
+        <w:rPr>
+          <w:noProof/>
+        </w:rPr>
+        <w:t>2</w:t>
+      </w:r>
+      <w:r>
+        <w:rPr>
+          <w:noProof/>
+        </w:rPr>
+        <w:fldChar w:fldCharType="end"/>
+      </w:r>
       <w:r>
         <w:t xml:space="preserve">. </w:t>
       </w:r>
@@ -650,14 +902,23 @@
               <w:rPr>
                 <w:sz w:val="24"/>
                 <w:szCs w:val="24"/>
-              </w:rPr>
-            </w:pPr>
-            <w:r>
-              <w:rPr>
-                <w:sz w:val="24"/>
-                <w:szCs w:val="24"/>
-              </w:rPr>
-              <w:t>Вариант A: FastAPI (Python)</w:t>
+                <w:lang w:val="en-US"/>
+              </w:rPr>
+            </w:pPr>
+            <w:r>
+              <w:rPr>
+                <w:sz w:val="24"/>
+                <w:szCs w:val="24"/>
+              </w:rPr>
+              <w:t>Вариант</w:t>
+            </w:r>
+            <w:r>
+              <w:rPr>
+                <w:sz w:val="24"/>
+                <w:szCs w:val="24"/>
+                <w:lang w:val="en-US"/>
+              </w:rPr>
+              <w:t xml:space="preserve"> A: C# (ASP.NET Core)</w:t>
             </w:r>
           </w:p>
         </w:tc>
@@ -728,7 +989,15 @@
                 <w:sz w:val="24"/>
                 <w:szCs w:val="24"/>
               </w:rPr>
-              <w:t>Высокая (автодокументация Swagger, минимум кода)</w:t>
+              <w:t xml:space="preserve">Высокая (строгая типизация предотвращает ошибки на </w:t>
+            </w:r>
+            <w:r>
+              <w:rPr>
+                <w:sz w:val="24"/>
+                <w:szCs w:val="24"/>
+              </w:rPr>
+              <w:lastRenderedPageBreak/>
+              <w:t>ранних этапах, встроенный DI-контейнер)</w:t>
             </w:r>
           </w:p>
         </w:tc>
@@ -748,7 +1017,24 @@
                 <w:sz w:val="24"/>
                 <w:szCs w:val="24"/>
               </w:rPr>
-              <w:t>Высокая (большое сообщество, много готовых middleware)</w:t>
+              <w:lastRenderedPageBreak/>
+              <w:t xml:space="preserve">Высокая (большое сообщество, много готовых </w:t>
+            </w:r>
+            <w:proofErr w:type="spellStart"/>
+            <w:r>
+              <w:rPr>
+                <w:sz w:val="24"/>
+                <w:szCs w:val="24"/>
+              </w:rPr>
+              <w:t>middleware</w:t>
+            </w:r>
+            <w:proofErr w:type="spellEnd"/>
+            <w:r>
+              <w:rPr>
+                <w:sz w:val="24"/>
+                <w:szCs w:val="24"/>
+              </w:rPr>
+              <w:t>)</w:t>
             </w:r>
           </w:p>
         </w:tc>
@@ -770,7 +1056,6 @@
                 <w:sz w:val="24"/>
                 <w:szCs w:val="24"/>
               </w:rPr>
-              <w:lastRenderedPageBreak/>
               <w:t>Асинхронность / ИИ</w:t>
             </w:r>
           </w:p>
@@ -791,7 +1076,55 @@
                 <w:sz w:val="24"/>
                 <w:szCs w:val="24"/>
               </w:rPr>
-              <w:t>Отличная (asyncio, нативная интеграция с ML-библиотеками)</w:t>
+              <w:t xml:space="preserve">Отличная (встроенный </w:t>
+            </w:r>
+            <w:proofErr w:type="spellStart"/>
+            <w:r>
+              <w:rPr>
+                <w:sz w:val="24"/>
+                <w:szCs w:val="24"/>
+              </w:rPr>
+              <w:t>async</w:t>
+            </w:r>
+            <w:proofErr w:type="spellEnd"/>
+            <w:r>
+              <w:rPr>
+                <w:sz w:val="24"/>
+                <w:szCs w:val="24"/>
+              </w:rPr>
+              <w:t>/</w:t>
+            </w:r>
+            <w:proofErr w:type="spellStart"/>
+            <w:r>
+              <w:rPr>
+                <w:sz w:val="24"/>
+                <w:szCs w:val="24"/>
+              </w:rPr>
+              <w:t>await</w:t>
+            </w:r>
+            <w:proofErr w:type="spellEnd"/>
+            <w:r>
+              <w:rPr>
+                <w:sz w:val="24"/>
+                <w:szCs w:val="24"/>
+              </w:rPr>
+              <w:t xml:space="preserve">, высокая производительность, отличная поддержка интеграций с внешними API через </w:t>
+            </w:r>
+            <w:proofErr w:type="spellStart"/>
+            <w:r>
+              <w:rPr>
+                <w:sz w:val="24"/>
+                <w:szCs w:val="24"/>
+              </w:rPr>
+              <w:t>HttpClient</w:t>
+            </w:r>
+            <w:proofErr w:type="spellEnd"/>
+            <w:r>
+              <w:rPr>
+                <w:sz w:val="24"/>
+                <w:szCs w:val="24"/>
+              </w:rPr>
+              <w:t>)</w:t>
             </w:r>
           </w:p>
         </w:tc>
@@ -811,7 +1144,39 @@
                 <w:sz w:val="24"/>
                 <w:szCs w:val="24"/>
               </w:rPr>
-              <w:t>Хорошая (async/await, но CPU-нагрузка упирается в один поток)</w:t>
+              <w:t>Хорошая (</w:t>
+            </w:r>
+            <w:proofErr w:type="spellStart"/>
+            <w:r>
+              <w:rPr>
+                <w:sz w:val="24"/>
+                <w:szCs w:val="24"/>
+              </w:rPr>
+              <w:t>async</w:t>
+            </w:r>
+            <w:proofErr w:type="spellEnd"/>
+            <w:r>
+              <w:rPr>
+                <w:sz w:val="24"/>
+                <w:szCs w:val="24"/>
+              </w:rPr>
+              <w:t>/</w:t>
+            </w:r>
+            <w:proofErr w:type="spellStart"/>
+            <w:r>
+              <w:rPr>
+                <w:sz w:val="24"/>
+                <w:szCs w:val="24"/>
+              </w:rPr>
+              <w:t>await</w:t>
+            </w:r>
+            <w:proofErr w:type="spellEnd"/>
+            <w:r>
+              <w:rPr>
+                <w:sz w:val="24"/>
+                <w:szCs w:val="24"/>
+              </w:rPr>
+              <w:t>, но CPU-нагрузка упирается в один поток)</w:t>
             </w:r>
           </w:p>
         </w:tc>
@@ -853,7 +1218,39 @@
                 <w:sz w:val="24"/>
                 <w:szCs w:val="24"/>
               </w:rPr>
-              <w:t>Автоматически (OpenAPI)</w:t>
+              <w:t xml:space="preserve">Автоматически (встроенный </w:t>
+            </w:r>
+            <w:proofErr w:type="spellStart"/>
+            <w:r>
+              <w:rPr>
+                <w:sz w:val="24"/>
+                <w:szCs w:val="24"/>
+              </w:rPr>
+              <w:t>Swagger</w:t>
+            </w:r>
+            <w:proofErr w:type="spellEnd"/>
+            <w:r>
+              <w:rPr>
+                <w:sz w:val="24"/>
+                <w:szCs w:val="24"/>
+              </w:rPr>
+              <w:t xml:space="preserve"> / </w:t>
+            </w:r>
+            <w:proofErr w:type="spellStart"/>
+            <w:r>
+              <w:rPr>
+                <w:sz w:val="24"/>
+                <w:szCs w:val="24"/>
+              </w:rPr>
+              <w:t>OpenAPI</w:t>
+            </w:r>
+            <w:proofErr w:type="spellEnd"/>
+            <w:r>
+              <w:rPr>
+                <w:sz w:val="24"/>
+                <w:szCs w:val="24"/>
+              </w:rPr>
+              <w:t xml:space="preserve"> генерируется из коробки)</w:t>
             </w:r>
           </w:p>
         </w:tc>
@@ -873,7 +1270,23 @@
                 <w:sz w:val="24"/>
                 <w:szCs w:val="24"/>
               </w:rPr>
-              <w:t>Требует настройки (swagger-ui-express)</w:t>
+              <w:t>Требует настройки (</w:t>
+            </w:r>
+            <w:proofErr w:type="spellStart"/>
+            <w:r>
+              <w:rPr>
+                <w:sz w:val="24"/>
+                <w:szCs w:val="24"/>
+              </w:rPr>
+              <w:t>swagger-ui-express</w:t>
+            </w:r>
+            <w:proofErr w:type="spellEnd"/>
+            <w:r>
+              <w:rPr>
+                <w:sz w:val="24"/>
+                <w:szCs w:val="24"/>
+              </w:rPr>
+              <w:t>)</w:t>
             </w:r>
           </w:p>
         </w:tc>
@@ -915,7 +1328,39 @@
                 <w:sz w:val="24"/>
                 <w:szCs w:val="24"/>
               </w:rPr>
-              <w:t>Uvicorn + Docker, легко</w:t>
+              <w:t xml:space="preserve">.NET </w:t>
+            </w:r>
+            <w:proofErr w:type="spellStart"/>
+            <w:r>
+              <w:rPr>
+                <w:sz w:val="24"/>
+                <w:szCs w:val="24"/>
+              </w:rPr>
+              <w:t>Runtime</w:t>
+            </w:r>
+            <w:proofErr w:type="spellEnd"/>
+            <w:r>
+              <w:rPr>
+                <w:sz w:val="24"/>
+                <w:szCs w:val="24"/>
+              </w:rPr>
+              <w:t xml:space="preserve"> + </w:t>
+            </w:r>
+            <w:proofErr w:type="spellStart"/>
+            <w:r>
+              <w:rPr>
+                <w:sz w:val="24"/>
+                <w:szCs w:val="24"/>
+              </w:rPr>
+              <w:t>Docker</w:t>
+            </w:r>
+            <w:proofErr w:type="spellEnd"/>
+            <w:r>
+              <w:rPr>
+                <w:sz w:val="24"/>
+                <w:szCs w:val="24"/>
+              </w:rPr>
+              <w:t>, легко</w:t>
             </w:r>
           </w:p>
         </w:tc>
@@ -930,12 +1375,37 @@
                 <w:szCs w:val="24"/>
               </w:rPr>
             </w:pPr>
-            <w:r>
-              <w:rPr>
-                <w:sz w:val="24"/>
-                <w:szCs w:val="24"/>
-              </w:rPr>
-              <w:t>Node + PM2/Docker, легко</w:t>
+            <w:proofErr w:type="spellStart"/>
+            <w:r>
+              <w:rPr>
+                <w:sz w:val="24"/>
+                <w:szCs w:val="24"/>
+              </w:rPr>
+              <w:t>Node</w:t>
+            </w:r>
+            <w:proofErr w:type="spellEnd"/>
+            <w:r>
+              <w:rPr>
+                <w:sz w:val="24"/>
+                <w:szCs w:val="24"/>
+              </w:rPr>
+              <w:t xml:space="preserve"> + PM2/</w:t>
+            </w:r>
+            <w:proofErr w:type="spellStart"/>
+            <w:r>
+              <w:rPr>
+                <w:sz w:val="24"/>
+                <w:szCs w:val="24"/>
+              </w:rPr>
+              <w:t>Docker</w:t>
+            </w:r>
+            <w:proofErr w:type="spellEnd"/>
+            <w:r>
+              <w:rPr>
+                <w:sz w:val="24"/>
+                <w:szCs w:val="24"/>
+              </w:rPr>
+              <w:t>, легко</w:t>
             </w:r>
           </w:p>
         </w:tc>
@@ -977,7 +1447,7 @@
                 <w:sz w:val="24"/>
                 <w:szCs w:val="24"/>
               </w:rPr>
-              <w:t xml:space="preserve">Низкая </w:t>
+              <w:t>Средняя</w:t>
             </w:r>
           </w:p>
         </w:tc>
@@ -1015,7 +1485,29 @@
         <w:ind w:firstLine="709"/>
       </w:pPr>
       <w:r>
-        <w:t>Решение: Вариант A (FastAPI). Выбран из-за автогенерации OpenAPI (упрощает сдачу openapi.yaml), нативной асинхронности для запросов к ИИ и меньшего объёма шаблонного кода. Node.js отброшен как менее удобный для интеграции с LLM-библиотеками на Python.</w:t>
+        <w:t xml:space="preserve">Решение: </w:t>
+      </w:r>
+      <w:r>
+        <w:t xml:space="preserve">Вариант A (C# ASP.NET Core). Выбран из-за строгой типизации (что снижает количество багов), встроенной генерации </w:t>
+      </w:r>
+      <w:proofErr w:type="spellStart"/>
+      <w:r>
+        <w:t>Swagger</w:t>
+      </w:r>
+      <w:proofErr w:type="spellEnd"/>
+      <w:r>
+        <w:t xml:space="preserve"> (упрощает сдачу </w:t>
+      </w:r>
+      <w:proofErr w:type="spellStart"/>
+      <w:r>
+        <w:t>openapi.yaml</w:t>
+      </w:r>
+      <w:proofErr w:type="spellEnd"/>
+      <w:r>
+        <w:t>) и высокой производительности при работе с API</w:t>
+      </w:r>
+      <w:r>
+        <w:t>.</w:t>
       </w:r>
     </w:p>
     <w:p>
@@ -1041,7 +1533,15 @@
         <w:ind w:firstLine="709"/>
       </w:pPr>
       <w:r>
-        <w:t>Минимальная конфигурация: 1 vCPU, 512 MB RAM (для прокси и кэша).</w:t>
+        <w:t xml:space="preserve">Минимальная конфигурация: 1 </w:t>
+      </w:r>
+      <w:proofErr w:type="spellStart"/>
+      <w:r>
+        <w:t>vCPU</w:t>
+      </w:r>
+      <w:proofErr w:type="spellEnd"/>
+      <w:r>
+        <w:t>, 512 MB RAM (для прокси и кэша).</w:t>
       </w:r>
     </w:p>
     <w:p>
@@ -1050,7 +1550,16 @@
         <w:ind w:firstLine="709"/>
       </w:pPr>
       <w:r>
-        <w:t>ОС: Linux (Ubuntu).</w:t>
+        <w:t xml:space="preserve">ОС: </w:t>
+      </w:r>
+      <w:r>
+        <w:rPr>
+          <w:lang w:val="en-US"/>
+        </w:rPr>
+        <w:t>Windows 10</w:t>
+      </w:r>
+      <w:r>
+        <w:t>.</w:t>
       </w:r>
     </w:p>
     <w:p>
@@ -1068,7 +1577,23 @@
         <w:ind w:firstLine="709"/>
       </w:pPr>
       <w:r>
-        <w:t>Хранилище: Redis или in-memory кэш для статусов кают (TTL 30 секунд).</w:t>
+        <w:t xml:space="preserve">Хранилище: </w:t>
+      </w:r>
+      <w:proofErr w:type="spellStart"/>
+      <w:r>
+        <w:t>Redis</w:t>
+      </w:r>
+      <w:proofErr w:type="spellEnd"/>
+      <w:r>
+        <w:t xml:space="preserve"> или </w:t>
+      </w:r>
+      <w:proofErr w:type="spellStart"/>
+      <w:r>
+        <w:t>in-memory</w:t>
+      </w:r>
+      <w:proofErr w:type="spellEnd"/>
+      <w:r>
+        <w:t xml:space="preserve"> кэш для статусов кают (TTL 30 секунд).</w:t>
       </w:r>
     </w:p>
     <w:p>
@@ -1077,7 +1602,23 @@
         <w:ind w:firstLine="709"/>
       </w:pPr>
       <w:r>
-        <w:t>Переменные окружения: ключи API (OpenWeatherMap, ключ ИИ) не хранятся в коде, только в .env.</w:t>
+        <w:t>Переменные окружения: ключи API (</w:t>
+      </w:r>
+      <w:proofErr w:type="spellStart"/>
+      <w:r>
+        <w:t>OpenWeatherMap</w:t>
+      </w:r>
+      <w:proofErr w:type="spellEnd"/>
+      <w:r>
+        <w:t>, ключ ИИ) не хранятся в коде, только в .</w:t>
+      </w:r>
+      <w:proofErr w:type="spellStart"/>
+      <w:r>
+        <w:t>env</w:t>
+      </w:r>
+      <w:proofErr w:type="spellEnd"/>
+      <w:r>
+        <w:t>.</w:t>
       </w:r>
     </w:p>
     <w:p>
@@ -1103,7 +1644,23 @@
         <w:ind w:firstLine="709"/>
       </w:pPr>
       <w:r>
-        <w:t>Минимальная ОС: Android 8.0 (API 26) и выше; iOS 14+.</w:t>
+        <w:t xml:space="preserve">Минимальная ОС: </w:t>
+      </w:r>
+      <w:proofErr w:type="spellStart"/>
+      <w:r>
+        <w:t>Android</w:t>
+      </w:r>
+      <w:proofErr w:type="spellEnd"/>
+      <w:r>
+        <w:t xml:space="preserve"> 8.0 (API 26) и выше; </w:t>
+      </w:r>
+      <w:proofErr w:type="spellStart"/>
+      <w:r>
+        <w:t>iOS</w:t>
+      </w:r>
+      <w:proofErr w:type="spellEnd"/>
+      <w:r>
+        <w:t xml:space="preserve"> 14+.</w:t>
       </w:r>
     </w:p>
     <w:p>
@@ -1142,16 +1699,30 @@
         <w:jc w:val="right"/>
       </w:pPr>
       <w:r>
+        <w:lastRenderedPageBreak/>
         <w:t xml:space="preserve">Таблица </w:t>
       </w:r>
-      <w:fldSimple w:instr=" SEQ Таблица \* ARABIC ">
-        <w:r>
-          <w:rPr>
-            <w:noProof/>
-          </w:rPr>
-          <w:t>3</w:t>
-        </w:r>
-      </w:fldSimple>
+      <w:r>
+        <w:fldChar w:fldCharType="begin"/>
+      </w:r>
+      <w:r>
+        <w:instrText xml:space="preserve"> SEQ Таблица \* ARABIC </w:instrText>
+      </w:r>
+      <w:r>
+        <w:fldChar w:fldCharType="separate"/>
+      </w:r>
+      <w:r>
+        <w:rPr>
+          <w:noProof/>
+        </w:rPr>
+        <w:t>3</w:t>
+      </w:r>
+      <w:r>
+        <w:rPr>
+          <w:noProof/>
+        </w:rPr>
+        <w:fldChar w:fldCharType="end"/>
+      </w:r>
       <w:r>
         <w:t>. Оценка рисков</w:t>
       </w:r>
@@ -1244,6 +1815,7 @@
                 <w:szCs w:val="24"/>
               </w:rPr>
             </w:pPr>
+            <w:proofErr w:type="spellStart"/>
             <w:r>
               <w:rPr>
                 <w:sz w:val="24"/>
@@ -1251,6 +1823,7 @@
               </w:rPr>
               <w:t>Митигация</w:t>
             </w:r>
+            <w:proofErr w:type="spellEnd"/>
           </w:p>
         </w:tc>
       </w:tr>
@@ -1272,7 +1845,6 @@
                 <w:sz w:val="24"/>
                 <w:szCs w:val="24"/>
               </w:rPr>
-              <w:lastRenderedPageBreak/>
               <w:t>Стоимость ИИ-запросов</w:t>
             </w:r>
           </w:p>
@@ -1336,7 +1908,23 @@
                 <w:sz w:val="24"/>
                 <w:szCs w:val="24"/>
               </w:rPr>
-              <w:t>Использовать бесплатный тариф LLM (с лимитом) или заменить ИИ на rule-based FAQ для MVP. В ТЗ заложить лимит: не более 50 запросов/пользователь/день.</w:t>
+              <w:t xml:space="preserve">Использовать бесплатный тариф LLM (с лимитом) или заменить ИИ на </w:t>
+            </w:r>
+            <w:proofErr w:type="spellStart"/>
+            <w:r>
+              <w:rPr>
+                <w:sz w:val="24"/>
+                <w:szCs w:val="24"/>
+              </w:rPr>
+              <w:t>rule-based</w:t>
+            </w:r>
+            <w:proofErr w:type="spellEnd"/>
+            <w:r>
+              <w:rPr>
+                <w:sz w:val="24"/>
+                <w:szCs w:val="24"/>
+              </w:rPr>
+              <w:t xml:space="preserve"> FAQ для MVP. В ТЗ заложить лимит: не более 50 запросов/пользователь/день.</w:t>
             </w:r>
           </w:p>
         </w:tc>
@@ -1508,7 +2096,39 @@
                 <w:sz w:val="24"/>
                 <w:szCs w:val="24"/>
               </w:rPr>
-              <w:t>Показывать скелетон/лоадер; если ответ не пришёл за 5 сек — выводить fallback «Попробуйте позже».</w:t>
+              <w:t>Показывать скелетон/</w:t>
+            </w:r>
+            <w:proofErr w:type="spellStart"/>
+            <w:r>
+              <w:rPr>
+                <w:sz w:val="24"/>
+                <w:szCs w:val="24"/>
+              </w:rPr>
+              <w:t>лоадер</w:t>
+            </w:r>
+            <w:proofErr w:type="spellEnd"/>
+            <w:r>
+              <w:rPr>
+                <w:sz w:val="24"/>
+                <w:szCs w:val="24"/>
+              </w:rPr>
+              <w:t xml:space="preserve">; если ответ не пришёл за 5 сек — выводить </w:t>
+            </w:r>
+            <w:proofErr w:type="spellStart"/>
+            <w:r>
+              <w:rPr>
+                <w:sz w:val="24"/>
+                <w:szCs w:val="24"/>
+              </w:rPr>
+              <w:t>fallback</w:t>
+            </w:r>
+            <w:proofErr w:type="spellEnd"/>
+            <w:r>
+              <w:rPr>
+                <w:sz w:val="24"/>
+                <w:szCs w:val="24"/>
+              </w:rPr>
+              <w:t xml:space="preserve"> «Попробуйте позже».</w:t>
             </w:r>
           </w:p>
         </w:tc>
@@ -2036,6 +2656,7 @@
   <w:style w:type="character" w:default="1" w:styleId="a0">
     <w:name w:val="Default Paragraph Font"/>
     <w:uiPriority w:val="1"/>
+    <w:semiHidden/>
     <w:unhideWhenUsed/>
   </w:style>
   <w:style w:type="table" w:default="1" w:styleId="a1">
